--- a/files/承攬商職業安全衛生管理人員設置報備申請書.docx
+++ b/files/承攬商職業安全衛生管理人員設置報備申請書.docx
@@ -291,13 +291,311 @@
       </w:tblGrid>
       <w:tr>
         <w:trPr>
-          <w:trHeight w:hRule="exact" w:val="800"/>
+          <w:trHeight w:hRule="exact" w:val="408"/>
         </w:trPr>
         <w:tc>
           <w:tcPr>
             <w:tcW w:w="1020" w:type="dxa"/>
+            <w:vMerge w:val="restart"/>
             <w:tcBorders>
               <w:top w:val="single" w:sz="6" w:space="0" w:color="auto"/>
+              <w:left w:val="single" w:sz="6" w:space="0" w:color="auto"/>
+              <w:right w:val="single" w:sz="6" w:space="0" w:color="auto"/>
+            </w:tcBorders>
+            <w:vAlign w:val="center"/>
+          </w:tcPr>
+          <w:p>
+            <w:pPr>
+              <w:jc w:val="both"/>
+              <w:rPr>
+                <w:rFonts w:eastAsia="標楷體"/>
+                <w:color w:val="000000" w:themeColor="text1"/>
+                <w:sz w:val="28"/>
+              </w:rPr>
+            </w:pPr>
+            <w:r>
+              <w:rPr>
+                <w:rFonts w:eastAsia="標楷體" w:hint="eastAsia"/>
+                <w:color w:val="000000" w:themeColor="text1"/>
+                <w:sz w:val="28"/>
+              </w:rPr>
+              <w:t>事業單</w:t>
+            </w:r>
+          </w:p>
+          <w:p>
+            <w:pPr>
+              <w:jc w:val="both"/>
+              <w:rPr>
+                <w:rFonts w:eastAsia="標楷體"/>
+                <w:color w:val="000000" w:themeColor="text1"/>
+                <w:sz w:val="28"/>
+              </w:rPr>
+            </w:pPr>
+            <w:r>
+              <w:rPr>
+                <w:rFonts w:eastAsia="標楷體" w:hint="eastAsia"/>
+                <w:color w:val="000000" w:themeColor="text1"/>
+                <w:sz w:val="28"/>
+              </w:rPr>
+              <w:t>位名稱</w:t>
+            </w:r>
+          </w:p>
+        </w:tc>
+        <w:tc>
+          <w:tcPr>
+            <w:tcW w:w="3083" w:type="dxa"/>
+            <w:gridSpan w:val="2"/>
+            <w:vMerge w:val="restart"/>
+            <w:tcBorders>
+              <w:top w:val="single" w:sz="6" w:space="0" w:color="auto"/>
+              <w:left w:val="single" w:sz="6" w:space="0" w:color="auto"/>
+              <w:right w:val="single" w:sz="6" w:space="0" w:color="auto"/>
+            </w:tcBorders>
+            <w:vAlign w:val="center"/>
+          </w:tcPr>
+          <w:p>
+            <w:pPr>
+              <w:jc w:val="both"/>
+              <w:rPr>
+                <w:rFonts w:eastAsia="標楷體"/>
+                <w:color w:val="000000" w:themeColor="text1"/>
+                <w:sz w:val="28"/>
+              </w:rPr>
+            </w:pPr>
+            <w:r>
+              <w:rPr>
+                <w:rFonts w:eastAsia="標楷體"/>
+                <w:color w:val="000000" w:themeColor="text1"/>
+                <w:sz w:val="28"/>
+              </w:rPr>
+              <w:t xml:space="preserve"> </w:t>
+            </w:r>
+          </w:p>
+        </w:tc>
+        <w:tc>
+          <w:tcPr>
+            <w:tcW w:w="1450" w:type="dxa"/>
+            <w:vMerge w:val="restart"/>
+            <w:tcBorders>
+              <w:top w:val="single" w:sz="6" w:space="0" w:color="auto"/>
+              <w:left w:val="single" w:sz="6" w:space="0" w:color="auto"/>
+              <w:right w:val="single" w:sz="6" w:space="0" w:color="auto"/>
+            </w:tcBorders>
+            <w:vAlign w:val="center"/>
+          </w:tcPr>
+          <w:p>
+            <w:pPr>
+              <w:jc w:val="both"/>
+              <w:rPr>
+                <w:rFonts w:eastAsia="標楷體"/>
+                <w:color w:val="000000" w:themeColor="text1"/>
+                <w:sz w:val="28"/>
+              </w:rPr>
+            </w:pPr>
+            <w:r>
+              <w:rPr>
+                <w:rFonts w:eastAsia="標楷體" w:hint="eastAsia"/>
+                <w:color w:val="000000" w:themeColor="text1"/>
+                <w:sz w:val="28"/>
+              </w:rPr>
+              <w:t>雇主職稱</w:t>
+            </w:r>
+          </w:p>
+          <w:p>
+            <w:pPr>
+              <w:jc w:val="both"/>
+              <w:rPr>
+                <w:rFonts w:eastAsia="標楷體"/>
+                <w:color w:val="000000" w:themeColor="text1"/>
+                <w:sz w:val="28"/>
+              </w:rPr>
+            </w:pPr>
+            <w:r>
+              <w:rPr>
+                <w:rFonts w:eastAsia="標楷體" w:hint="eastAsia"/>
+                <w:color w:val="000000" w:themeColor="text1"/>
+                <w:sz w:val="28"/>
+              </w:rPr>
+              <w:t>及姓名</w:t>
+            </w:r>
+          </w:p>
+        </w:tc>
+        <w:tc>
+          <w:tcPr>
+            <w:tcW w:w="818" w:type="dxa"/>
+            <w:gridSpan w:val="2"/>
+            <w:tcBorders>
+              <w:top w:val="single" w:sz="6" w:space="0" w:color="auto"/>
+              <w:left w:val="single" w:sz="6" w:space="0" w:color="auto"/>
+              <w:bottom w:val="single" w:sz="4" w:space="0" w:color="auto"/>
+              <w:right w:val="single" w:sz="6" w:space="0" w:color="auto"/>
+            </w:tcBorders>
+            <w:vAlign w:val="center"/>
+          </w:tcPr>
+          <w:p>
+            <w:pPr>
+              <w:jc w:val="both"/>
+              <w:rPr>
+                <w:rFonts w:eastAsia="標楷體"/>
+                <w:color w:val="000000" w:themeColor="text1"/>
+                <w:sz w:val="28"/>
+              </w:rPr>
+            </w:pPr>
+            <w:r>
+              <w:rPr>
+                <w:rFonts w:eastAsia="標楷體" w:hint="eastAsia"/>
+                <w:color w:val="000000" w:themeColor="text1"/>
+                <w:sz w:val="28"/>
+              </w:rPr>
+              <w:t>職</w:t>
+            </w:r>
+            <w:r>
+              <w:rPr>
+                <w:rFonts w:eastAsia="標楷體" w:hint="eastAsia"/>
+                <w:color w:val="000000" w:themeColor="text1"/>
+                <w:sz w:val="28"/>
+              </w:rPr>
+              <w:t xml:space="preserve"> </w:t>
+            </w:r>
+            <w:r>
+              <w:rPr>
+                <w:rFonts w:eastAsia="標楷體" w:hint="eastAsia"/>
+                <w:color w:val="000000" w:themeColor="text1"/>
+                <w:sz w:val="28"/>
+              </w:rPr>
+              <w:t>稱</w:t>
+            </w:r>
+          </w:p>
+        </w:tc>
+        <w:tc>
+          <w:tcPr>
+            <w:tcW w:w="1511" w:type="dxa"/>
+            <w:tcBorders>
+              <w:top w:val="single" w:sz="6" w:space="0" w:color="auto"/>
+              <w:left w:val="single" w:sz="6" w:space="0" w:color="auto"/>
+              <w:bottom w:val="single" w:sz="4" w:space="0" w:color="auto"/>
+              <w:right w:val="single" w:sz="6" w:space="0" w:color="auto"/>
+            </w:tcBorders>
+            <w:vAlign w:val="center"/>
+          </w:tcPr>
+          <w:p>
+            <w:pPr>
+              <w:jc w:val="both"/>
+              <w:rPr>
+                <w:rFonts w:eastAsia="標楷體"/>
+                <w:color w:val="000000" w:themeColor="text1"/>
+                <w:sz w:val="28"/>
+              </w:rPr>
+            </w:pPr>
+            <w:r>
+              <w:rPr>
+                <w:rFonts w:eastAsia="標楷體"/>
+                <w:color w:val="000000" w:themeColor="text1"/>
+                <w:sz w:val="28"/>
+              </w:rPr>
+              <w:t xml:space="preserve"> </w:t>
+            </w:r>
+          </w:p>
+        </w:tc>
+        <w:tc>
+          <w:tcPr>
+            <w:tcW w:w="737" w:type="dxa"/>
+            <w:vMerge w:val="restart"/>
+            <w:tcBorders>
+              <w:top w:val="single" w:sz="6" w:space="0" w:color="auto"/>
+              <w:left w:val="single" w:sz="6" w:space="0" w:color="auto"/>
+              <w:right w:val="single" w:sz="6" w:space="0" w:color="auto"/>
+            </w:tcBorders>
+            <w:vAlign w:val="center"/>
+          </w:tcPr>
+          <w:p>
+            <w:pPr>
+              <w:jc w:val="both"/>
+              <w:rPr>
+                <w:rFonts w:eastAsia="標楷體"/>
+                <w:color w:val="000000" w:themeColor="text1"/>
+                <w:sz w:val="28"/>
+              </w:rPr>
+            </w:pPr>
+            <w:r>
+              <w:rPr>
+                <w:rFonts w:eastAsia="標楷體" w:hint="eastAsia"/>
+                <w:color w:val="000000" w:themeColor="text1"/>
+                <w:sz w:val="28"/>
+              </w:rPr>
+              <w:t>電話</w:t>
+            </w:r>
+          </w:p>
+          <w:p>
+            <w:pPr>
+              <w:jc w:val="both"/>
+              <w:rPr>
+                <w:rFonts w:eastAsia="標楷體"/>
+                <w:color w:val="000000" w:themeColor="text1"/>
+                <w:sz w:val="28"/>
+              </w:rPr>
+            </w:pPr>
+            <w:r>
+              <w:rPr>
+                <w:rFonts w:eastAsia="標楷體" w:hint="eastAsia"/>
+                <w:color w:val="000000" w:themeColor="text1"/>
+                <w:sz w:val="28"/>
+              </w:rPr>
+              <w:t>號碼</w:t>
+            </w:r>
+          </w:p>
+        </w:tc>
+        <w:tc>
+          <w:tcPr>
+            <w:tcW w:w="1418" w:type="dxa"/>
+            <w:vMerge w:val="restart"/>
+            <w:tcBorders>
+              <w:top w:val="single" w:sz="6" w:space="0" w:color="auto"/>
+              <w:left w:val="single" w:sz="6" w:space="0" w:color="auto"/>
+              <w:right w:val="single" w:sz="6" w:space="0" w:color="auto"/>
+            </w:tcBorders>
+          </w:tcPr>
+          <w:p>
+            <w:pPr>
+              <w:spacing w:after="120"/>
+              <w:jc w:val="both"/>
+              <w:rPr>
+                <w:rFonts w:ascii="標楷體" w:eastAsia="標楷體" w:hAnsi="標楷體"/>
+                <w:color w:val="000000" w:themeColor="text1"/>
+                <w:sz w:val="28"/>
+              </w:rPr>
+            </w:pPr>
+            <w:r>
+              <w:rPr>
+                <w:rFonts w:ascii="標楷體" w:eastAsia="標楷體" w:hAnsi="標楷體"/>
+                <w:color w:val="000000" w:themeColor="text1"/>
+                <w:sz w:val="28"/>
+              </w:rPr>
+              <w:t xml:space="preserve"> </w:t>
+            </w:r>
+          </w:p>
+          <w:p>
+            <w:pPr>
+              <w:spacing w:after="120"/>
+              <w:jc w:val="both"/>
+              <w:rPr>
+                <w:rFonts w:ascii="標楷體" w:eastAsia="標楷體" w:hAnsi="標楷體"/>
+                <w:color w:val="000000" w:themeColor="text1"/>
+                <w:sz w:val="28"/>
+              </w:rPr>
+            </w:pPr>
+          </w:p>
+        </w:tc>
+      </w:tr>
+      <w:tr>
+        <w:trPr>
+          <w:trHeight w:hRule="exact" w:val="384"/>
+        </w:trPr>
+        <w:tc>
+          <w:tcPr>
+            <w:tcW w:w="1020" w:type="dxa"/>
+            <w:vMerge/>
+            <w:tcBorders>
               <w:left w:val="single" w:sz="6" w:space="0" w:color="auto"/>
               <w:bottom w:val="single" w:sz="6" w:space="0" w:color="auto"/>
               <w:right w:val="single" w:sz="6" w:space="0" w:color="auto"/>
@@ -308,45 +606,19 @@
             <w:pPr>
               <w:jc w:val="both"/>
               <w:rPr>
-                <w:rFonts w:eastAsia="標楷體"/>
+                <w:rFonts w:eastAsia="標楷體" w:hint="eastAsia"/>
                 <w:color w:val="000000" w:themeColor="text1"/>
                 <w:sz w:val="28"/>
               </w:rPr>
             </w:pPr>
-            <w:r>
-              <w:rPr>
-                <w:rFonts w:eastAsia="標楷體" w:hint="eastAsia"/>
-                <w:color w:val="000000" w:themeColor="text1"/>
-                <w:sz w:val="28"/>
-              </w:rPr>
-              <w:t>事業單</w:t>
-            </w:r>
-          </w:p>
-          <w:p>
-            <w:pPr>
-              <w:jc w:val="both"/>
-              <w:rPr>
-                <w:rFonts w:eastAsia="標楷體"/>
-                <w:color w:val="000000" w:themeColor="text1"/>
-                <w:sz w:val="28"/>
-              </w:rPr>
-            </w:pPr>
-            <w:r>
-              <w:rPr>
-                <w:rFonts w:eastAsia="標楷體" w:hint="eastAsia"/>
-                <w:color w:val="000000" w:themeColor="text1"/>
-                <w:sz w:val="28"/>
-              </w:rPr>
-              <w:t>位名稱</w:t>
-            </w:r>
           </w:p>
         </w:tc>
         <w:tc>
           <w:tcPr>
             <w:tcW w:w="3083" w:type="dxa"/>
             <w:gridSpan w:val="2"/>
+            <w:vMerge/>
             <w:tcBorders>
-              <w:top w:val="single" w:sz="6" w:space="0" w:color="auto"/>
               <w:left w:val="single" w:sz="6" w:space="0" w:color="auto"/>
               <w:bottom w:val="single" w:sz="6" w:space="0" w:color="auto"/>
               <w:right w:val="single" w:sz="6" w:space="0" w:color="auto"/>
@@ -362,21 +634,13 @@
                 <w:sz w:val="28"/>
               </w:rPr>
             </w:pPr>
-            <w:r>
-              <w:rPr>
-                <w:rFonts w:eastAsia="標楷體"/>
-                <w:color w:val="000000" w:themeColor="text1"/>
-                <w:sz w:val="28"/>
-              </w:rPr>
-              <w:t xml:space="preserve"> </w:t>
-            </w:r>
           </w:p>
         </w:tc>
         <w:tc>
           <w:tcPr>
             <w:tcW w:w="1450" w:type="dxa"/>
+            <w:vMerge/>
             <w:tcBorders>
-              <w:top w:val="single" w:sz="6" w:space="0" w:color="auto"/>
               <w:left w:val="single" w:sz="6" w:space="0" w:color="auto"/>
               <w:bottom w:val="single" w:sz="6" w:space="0" w:color="auto"/>
               <w:right w:val="single" w:sz="6" w:space="0" w:color="auto"/>
@@ -387,37 +651,11 @@
             <w:pPr>
               <w:jc w:val="both"/>
               <w:rPr>
-                <w:rFonts w:eastAsia="標楷體"/>
+                <w:rFonts w:eastAsia="標楷體" w:hint="eastAsia"/>
                 <w:color w:val="000000" w:themeColor="text1"/>
                 <w:sz w:val="28"/>
               </w:rPr>
             </w:pPr>
-            <w:r>
-              <w:rPr>
-                <w:rFonts w:eastAsia="標楷體" w:hint="eastAsia"/>
-                <w:color w:val="000000" w:themeColor="text1"/>
-                <w:sz w:val="28"/>
-              </w:rPr>
-              <w:t>雇主職稱</w:t>
-            </w:r>
-          </w:p>
-          <w:p>
-            <w:pPr>
-              <w:jc w:val="both"/>
-              <w:rPr>
-                <w:rFonts w:eastAsia="標楷體"/>
-                <w:color w:val="000000" w:themeColor="text1"/>
-                <w:sz w:val="28"/>
-              </w:rPr>
-            </w:pPr>
-            <w:r>
-              <w:rPr>
-                <w:rFonts w:eastAsia="標楷體" w:hint="eastAsia"/>
-                <w:color w:val="000000" w:themeColor="text1"/>
-                <w:sz w:val="28"/>
-              </w:rPr>
-              <w:t>及姓名</w:t>
-            </w:r>
           </w:p>
         </w:tc>
         <w:tc>
@@ -425,7 +663,7 @@
             <w:tcW w:w="818" w:type="dxa"/>
             <w:gridSpan w:val="2"/>
             <w:tcBorders>
-              <w:top w:val="single" w:sz="6" w:space="0" w:color="auto"/>
+              <w:top w:val="single" w:sz="4" w:space="0" w:color="auto"/>
               <w:left w:val="single" w:sz="6" w:space="0" w:color="auto"/>
               <w:bottom w:val="single" w:sz="6" w:space="0" w:color="auto"/>
               <w:right w:val="single" w:sz="6" w:space="0" w:color="auto"/>
@@ -436,7 +674,7 @@
             <w:pPr>
               <w:jc w:val="both"/>
               <w:rPr>
-                <w:rFonts w:eastAsia="標楷體"/>
+                <w:rFonts w:eastAsia="標楷體" w:hint="eastAsia"/>
                 <w:color w:val="000000" w:themeColor="text1"/>
                 <w:sz w:val="28"/>
               </w:rPr>
@@ -447,25 +685,23 @@
                 <w:color w:val="000000" w:themeColor="text1"/>
                 <w:sz w:val="28"/>
               </w:rPr>
-              <w:t>職稱</w:t>
-            </w:r>
-          </w:p>
-          <w:p>
-            <w:pPr>
-              <w:jc w:val="both"/>
-              <w:rPr>
-                <w:rFonts w:eastAsia="標楷體"/>
-                <w:color w:val="000000" w:themeColor="text1"/>
-                <w:sz w:val="28"/>
-              </w:rPr>
-            </w:pPr>
+              <w:t>姓</w:t>
+            </w:r>
             <w:r>
               <w:rPr>
                 <w:rFonts w:eastAsia="標楷體" w:hint="eastAsia"/>
                 <w:color w:val="000000" w:themeColor="text1"/>
                 <w:sz w:val="28"/>
               </w:rPr>
-              <w:t>姓名</w:t>
+              <w:t xml:space="preserve"> </w:t>
+            </w:r>
+            <w:r>
+              <w:rPr>
+                <w:rFonts w:eastAsia="標楷體" w:hint="eastAsia"/>
+                <w:color w:val="000000" w:themeColor="text1"/>
+                <w:sz w:val="28"/>
+              </w:rPr>
+              <w:t>名</w:t>
             </w:r>
           </w:p>
         </w:tc>
@@ -473,7 +709,7 @@
           <w:tcPr>
             <w:tcW w:w="1511" w:type="dxa"/>
             <w:tcBorders>
-              <w:top w:val="single" w:sz="6" w:space="0" w:color="auto"/>
+              <w:top w:val="single" w:sz="4" w:space="0" w:color="auto"/>
               <w:left w:val="single" w:sz="6" w:space="0" w:color="auto"/>
               <w:bottom w:val="single" w:sz="6" w:space="0" w:color="auto"/>
               <w:right w:val="single" w:sz="6" w:space="0" w:color="auto"/>
@@ -489,21 +725,13 @@
                 <w:sz w:val="28"/>
               </w:rPr>
             </w:pPr>
-            <w:r>
-              <w:rPr>
-                <w:rFonts w:eastAsia="標楷體"/>
-                <w:color w:val="000000" w:themeColor="text1"/>
-                <w:sz w:val="28"/>
-              </w:rPr>
-              <w:t xml:space="preserve"> </w:t>
-            </w:r>
           </w:p>
         </w:tc>
         <w:tc>
           <w:tcPr>
             <w:tcW w:w="737" w:type="dxa"/>
+            <w:vMerge/>
             <w:tcBorders>
-              <w:top w:val="single" w:sz="6" w:space="0" w:color="auto"/>
               <w:left w:val="single" w:sz="6" w:space="0" w:color="auto"/>
               <w:bottom w:val="single" w:sz="6" w:space="0" w:color="auto"/>
               <w:right w:val="single" w:sz="6" w:space="0" w:color="auto"/>
@@ -514,68 +742,23 @@
             <w:pPr>
               <w:jc w:val="both"/>
               <w:rPr>
-                <w:rFonts w:eastAsia="標楷體"/>
+                <w:rFonts w:eastAsia="標楷體" w:hint="eastAsia"/>
                 <w:color w:val="000000" w:themeColor="text1"/>
                 <w:sz w:val="28"/>
               </w:rPr>
             </w:pPr>
-            <w:r>
-              <w:rPr>
-                <w:rFonts w:eastAsia="標楷體" w:hint="eastAsia"/>
-                <w:color w:val="000000" w:themeColor="text1"/>
-                <w:sz w:val="28"/>
-              </w:rPr>
-              <w:t>電話</w:t>
-            </w:r>
-          </w:p>
-          <w:p>
-            <w:pPr>
-              <w:jc w:val="both"/>
-              <w:rPr>
-                <w:rFonts w:eastAsia="標楷體"/>
-                <w:color w:val="000000" w:themeColor="text1"/>
-                <w:sz w:val="28"/>
-              </w:rPr>
-            </w:pPr>
-            <w:r>
-              <w:rPr>
-                <w:rFonts w:eastAsia="標楷體" w:hint="eastAsia"/>
-                <w:color w:val="000000" w:themeColor="text1"/>
-                <w:sz w:val="28"/>
-              </w:rPr>
-              <w:t>號碼</w:t>
-            </w:r>
           </w:p>
         </w:tc>
         <w:tc>
           <w:tcPr>
             <w:tcW w:w="1418" w:type="dxa"/>
+            <w:vMerge/>
             <w:tcBorders>
-              <w:top w:val="single" w:sz="6" w:space="0" w:color="auto"/>
               <w:left w:val="single" w:sz="6" w:space="0" w:color="auto"/>
               <w:bottom w:val="single" w:sz="6" w:space="0" w:color="auto"/>
               <w:right w:val="single" w:sz="6" w:space="0" w:color="auto"/>
             </w:tcBorders>
           </w:tcPr>
-          <w:p>
-            <w:pPr>
-              <w:spacing w:after="120"/>
-              <w:jc w:val="both"/>
-              <w:rPr>
-                <w:rFonts w:ascii="標楷體" w:eastAsia="標楷體" w:hAnsi="標楷體"/>
-                <w:color w:val="000000" w:themeColor="text1"/>
-                <w:sz w:val="28"/>
-              </w:rPr>
-            </w:pPr>
-            <w:r>
-              <w:rPr>
-                <w:rFonts w:ascii="標楷體" w:eastAsia="標楷體" w:hAnsi="標楷體"/>
-                <w:color w:val="000000" w:themeColor="text1"/>
-                <w:sz w:val="28"/>
-              </w:rPr>
-              <w:t xml:space="preserve"> </w:t>
-            </w:r>
-          </w:p>
           <w:p>
             <w:pPr>
               <w:spacing w:after="120"/>
@@ -4731,47 +4914,11 @@
           </mc:Fallback>
         </mc:AlternateContent>
       </w:r>
-      <w:r>
-        <w:rPr>
-          <w:rFonts w:ascii="標楷體" w:eastAsia="標楷體" w:hAnsi="標楷體"/>
-          <w:color w:val="000000" w:themeColor="text1"/>
-        </w:rPr>
-        <w:br w:type="page"/>
-      </w:r>
-    </w:p>
-    <w:p>
-      <w:pPr>
-        <w:spacing w:after="120"/>
-        <w:jc w:val="both"/>
-        <w:rPr>
-          <w:rFonts w:ascii="標楷體" w:eastAsia="標楷體" w:hAnsi="標楷體"/>
-          <w:color w:val="000000" w:themeColor="text1"/>
-        </w:rPr>
-        <w:sectPr>
-          <w:footerReference w:type="default" r:id="rId8"/>
-          <w:pgSz w:w="11907" w:h="16840" w:code="9"/>
-          <w:pgMar w:top="709" w:right="851" w:bottom="851" w:left="595" w:header="283" w:footer="732" w:gutter="397"/>
-          <w:cols w:space="425"/>
-          <w:docGrid w:linePitch="360"/>
-        </w:sectPr>
-      </w:pPr>
-    </w:p>
-    <w:p>
-      <w:pPr>
-        <w:spacing w:after="120"/>
-        <w:jc w:val="center"/>
-        <w:rPr>
-          <w:rFonts w:ascii="標楷體" w:eastAsia="標楷體" w:hAnsi="標楷體"/>
-          <w:color w:val="000000" w:themeColor="text1"/>
-          <w:sz w:val="28"/>
-          <w:szCs w:val="28"/>
-        </w:rPr>
-      </w:pPr>
     </w:p>
     <w:sectPr>
-      <w:headerReference w:type="default" r:id="rId9"/>
-      <w:pgSz w:w="16840" w:h="11907" w:orient="landscape" w:code="9"/>
-      <w:pgMar w:top="595" w:right="709" w:bottom="851" w:left="851" w:header="284" w:footer="731" w:gutter="397"/>
+      <w:headerReference w:type="default" r:id="rId8"/>
+      <w:pgSz w:w="11907" w:h="16840" w:code="9"/>
+      <w:pgMar w:top="709" w:right="851" w:bottom="851" w:left="595" w:header="284" w:footer="731" w:gutter="397"/>
       <w:cols w:space="425"/>
       <w:docGrid w:linePitch="360"/>
     </w:sectPr>
@@ -4796,68 +4943,6 @@
     </w:p>
   </w:endnote>
 </w:endnotes>
-</file>
-
-<file path=word/footer1.xml><?xml version="1.0" encoding="utf-8"?>
-<w:ftr xmlns:wpc="http://schemas.microsoft.com/office/word/2010/wordprocessingCanvas" xmlns:cx="http://schemas.microsoft.com/office/drawing/2014/chartex" xmlns:cx1="http://schemas.microsoft.com/office/drawing/2015/9/8/chartex" xmlns:cx2="http://schemas.microsoft.com/office/drawing/2015/10/21/chartex" xmlns:cx3="http://schemas.microsoft.com/office/drawing/2016/5/9/chartex" xmlns:cx4="http://schemas.microsoft.com/office/drawing/2016/5/10/chartex" xmlns:cx5="http://schemas.microsoft.com/office/drawing/2016/5/11/chartex" xmlns:cx6="http://schemas.microsoft.com/office/drawing/2016/5/12/chartex" xmlns:cx7="http://schemas.microsoft.com/office/drawing/2016/5/13/chartex" xmlns:cx8="http://schemas.microsoft.com/office/drawing/2016/5/14/chartex" xmlns:mc="http://schemas.openxmlformats.org/markup-compatibility/2006" xmlns:aink="http://schemas.microsoft.com/office/drawing/2016/ink" xmlns:am3d="http://schemas.microsoft.com/office/drawing/2017/model3d" xmlns:o="urn:schemas-microsoft-com:office:office" xmlns:oel="http://schemas.microsoft.com/office/2019/extlst" xmlns:r="http://schemas.openxmlformats.org/officeDocument/2006/relationships" xmlns:m="http://schemas.openxmlformats.org/officeDocument/2006/math" xmlns:v="urn:schemas-microsoft-com:vml" xmlns:wp14="http://schemas.microsoft.com/office/word/2010/wordprocessingDrawing" xmlns:wp="http://schemas.openxmlformats.org/drawingml/2006/wordprocessingDrawing" xmlns:w10="urn:schemas-microsoft-com:office:word" xmlns:w="http://schemas.openxmlformats.org/wordprocessingml/2006/main" xmlns:w14="http://schemas.microsoft.com/office/word/2010/wordml" xmlns:w15="http://schemas.microsoft.com/office/word/2012/wordml" xmlns:w16cex="http://schemas.microsoft.com/office/word/2018/wordml/cex" xmlns:w16cid="http://schemas.microsoft.com/office/word/2016/wordml/cid" xmlns:w16="http://schemas.microsoft.com/office/word/2018/wordml" xmlns:w16sdtdh="http://schemas.microsoft.com/office/word/2020/wordml/sdtdatahash" xmlns:w16se="http://schemas.microsoft.com/office/word/2015/wordml/symex" xmlns:wpg="http://schemas.microsoft.com/office/word/2010/wordprocessingGroup" xmlns:wpi="http://schemas.microsoft.com/office/word/2010/wordprocessingInk" xmlns:wne="http://schemas.microsoft.com/office/word/2006/wordml" xmlns:wps="http://schemas.microsoft.com/office/word/2010/wordprocessingShape" mc:Ignorable="w14 w15 w16se w16cid w16 w16cex w16sdtdh wp14">
-  <w:p>
-    <w:pPr>
-      <w:pStyle w:val="a6"/>
-      <w:framePr w:wrap="auto" w:vAnchor="text" w:hAnchor="margin" w:xAlign="center" w:y="1"/>
-      <w:rPr>
-        <w:rStyle w:val="a8"/>
-      </w:rPr>
-    </w:pPr>
-    <w:r>
-      <w:rPr>
-        <w:rStyle w:val="a8"/>
-      </w:rPr>
-      <w:t xml:space="preserve">- </w:t>
-    </w:r>
-    <w:r>
-      <w:rPr>
-        <w:rStyle w:val="a8"/>
-      </w:rPr>
-      <w:fldChar w:fldCharType="begin"/>
-    </w:r>
-    <w:r>
-      <w:rPr>
-        <w:rStyle w:val="a8"/>
-      </w:rPr>
-      <w:instrText xml:space="preserve">PAGE  </w:instrText>
-    </w:r>
-    <w:r>
-      <w:rPr>
-        <w:rStyle w:val="a8"/>
-      </w:rPr>
-      <w:fldChar w:fldCharType="separate"/>
-    </w:r>
-    <w:r>
-      <w:rPr>
-        <w:rStyle w:val="a8"/>
-        <w:noProof/>
-      </w:rPr>
-      <w:t>1</w:t>
-    </w:r>
-    <w:r>
-      <w:rPr>
-        <w:rStyle w:val="a8"/>
-      </w:rPr>
-      <w:fldChar w:fldCharType="end"/>
-    </w:r>
-    <w:r>
-      <w:rPr>
-        <w:rStyle w:val="a8"/>
-      </w:rPr>
-      <w:t xml:space="preserve"> -</w:t>
-    </w:r>
-  </w:p>
-  <w:p>
-    <w:pPr>
-      <w:pStyle w:val="a6"/>
-    </w:pPr>
-  </w:p>
-</w:ftr>
 </file>
 
 <file path=word/footnotes.xml><?xml version="1.0" encoding="utf-8"?>
@@ -4912,7 +4997,7 @@
         <v:path o:extrusionok="f" gradientshapeok="t" o:connecttype="rect"/>
         <o:lock v:ext="edit" aspectratio="t"/>
       </v:shapetype>
-      <v:shape id="_x0000_i1037" type="#_x0000_t75" style="width:11.25pt;height:11.25pt" o:bullet="t">
+      <v:shape id="_x0000_i1035" type="#_x0000_t75" style="width:11.4pt;height:11.4pt" o:bullet="t">
         <v:imagedata r:id="rId1" o:title="msoE1C5"/>
       </v:shape>
     </w:pict>
